--- a/swh/docx/016.content.docx
+++ b/swh/docx/016.content.docx
@@ -150,26 +150,6 @@
           <w:lang w:val="sw_KE" w:bidi="sw_KE"/>
         </w:rPr>
         <w:t>N</w:t>
-      </w:r>
-      <w:r>
-        <w:rPr>
-          <w:lang w:val="sw_KE" w:bidi="sw_KE"/>
-        </w:rPr>
-      </w:r>
-    </w:p>
-    <w:p>
-      <w:pPr/>
-      <w:r>
-        <w:rPr>
-          <w:lang w:val="sw_KE" w:bidi="sw_KE"/>
-        </w:rPr>
-      </w:r>
-      <w:r>
-        <w:rPr>
-          <w:i/>
-          <w:lang w:val="sw_KE" w:bidi="sw_KE"/>
-        </w:rPr>
-        <w:t>Nabii Aliyeteseka, Nadhiri kwa Mungu, Nafasi ya Paulo na Mtume, Nchi ya Ahadi, Ndoa na Ngono, Ndoa ya Kibiblia, Ndoa za mseto na Talaka, Neema ya Mungu, Neno, Neno la Mungu, Neno la Mungu katika Kiini, Neno Lililoandikwa, Nini Kizuri, Njaa, Nyoka ya Shaba</w:t>
       </w:r>
       <w:r>
         <w:rPr>

--- a/swh/docx/016.content.docx
+++ b/swh/docx/016.content.docx
@@ -19,7 +19,7 @@
         <w:rPr>
           <w:lang w:val="sw_KE" w:bidi="sw_KE"/>
         </w:rPr>
-        <w:t>Resource: Study Notes - Themes (Tyndale)</w:t>
+        <w:t>Resource: Tyndale Open Study Notes</w:t>
       </w:r>
       <w:r>
         <w:rPr>
@@ -112,7 +112,7 @@
         <w:rPr>
           <w:lang w:val="sw_KE" w:bidi="sw_KE"/>
         </w:rPr>
-        <w:t>Study Notes - Themes (Tyndale)</w:t>
+        <w:t>Tyndale Open Study Notes</w:t>
       </w:r>
     </w:p>
     <w:p>

--- a/swh/docx/016.content.docx
+++ b/swh/docx/016.content.docx
@@ -19,7 +19,7 @@
         <w:rPr>
           <w:lang w:val="sw_KE" w:bidi="sw_KE"/>
         </w:rPr>
-        <w:t>Resource: Tyndale Open Study Notes</w:t>
+        <w:t>Resource: Aquifer Open Study Notes (Themes)</w:t>
       </w:r>
       <w:r>
         <w:rPr>
@@ -112,7 +112,7 @@
         <w:rPr>
           <w:lang w:val="sw_KE" w:bidi="sw_KE"/>
         </w:rPr>
-        <w:t>Tyndale Open Study Notes</w:t>
+        <w:t>Aquifer Open Study Notes (Themes)</w:t>
       </w:r>
     </w:p>
     <w:p>

--- a/swh/docx/016.content.docx
+++ b/swh/docx/016.content.docx
@@ -233,36 +233,24 @@
         </w:rPr>
         <w:t>Dhambi inapingana sana na utakatifu wa Mungu kiasi kwamba haiwezi kuwepo pamoja naye. Vivyo hivyo, inapaswa kuwa hivyo kwa watu wa Mungu. Mungu ni mtakatifu, na anatarajia watu wake kuonyesha utakatifu wake (</w:t>
       </w:r>
-      <w:hyperlink r:id="rId13">
-        <w:r>
-          <w:rPr>
-            <w:lang w:val="sw_KE" w:bidi="sw_KE"/>
-          </w:rPr>
-          <w:rPr>
-            <w:color w:val="0000EE"/>
-            <w:u w:val="single"/>
-          </w:rPr>
-          <w:t>Mambo ya Walawi 11:45</w:t>
-        </w:r>
-      </w:hyperlink>
+      <w:r>
+        <w:rPr>
+          <w:lang w:val="sw_KE" w:bidi="sw_KE"/>
+        </w:rPr>
+        <w:t>Mambo ya Walawi 11:45</w:t>
+      </w:r>
       <w:r>
         <w:rPr>
           <w:lang w:val="sw_KE" w:bidi="sw_KE"/>
         </w:rPr>
         <w:t xml:space="preserve">; </w:t>
       </w:r>
-      <w:hyperlink r:id="rId14">
-        <w:r>
-          <w:rPr>
-            <w:lang w:val="sw_KE" w:bidi="sw_KE"/>
-          </w:rPr>
-          <w:rPr>
-            <w:color w:val="0000EE"/>
-            <w:u w:val="single"/>
-          </w:rPr>
-          <w:t>19:2</w:t>
-        </w:r>
-      </w:hyperlink>
+      <w:r>
+        <w:rPr>
+          <w:lang w:val="sw_KE" w:bidi="sw_KE"/>
+        </w:rPr>
+        <w:t>19:2</w:t>
+      </w:r>
       <w:r>
         <w:rPr>
           <w:lang w:val="sw_KE" w:bidi="sw_KE"/>
@@ -283,90 +271,60 @@
         </w:rPr>
         <w:t xml:space="preserve">Mungu alihitaji hatua kali ili kuondoa dhambi kutoka kwa jamii ya agano. Mungu alitoa msamaha, lakini tu kwa wale ambao walikuwa wameungama kwa dhati. Wale ambao walikuwa wakaidi wangeweza kutarajia hukumu ya Mungu. Hukumu hii ilikuwa mchakato wa utakaso uliowateketeza wenye dhambi na dhambi zao, bila kuacha chochote (tazama </w:t>
       </w:r>
-      <w:hyperlink r:id="rId15">
-        <w:r>
-          <w:rPr>
-            <w:lang w:val="sw_KE" w:bidi="sw_KE"/>
-          </w:rPr>
-          <w:rPr>
-            <w:color w:val="0000EE"/>
-            <w:u w:val="single"/>
-          </w:rPr>
-          <w:t>Kumbukumbu la Torati 9:3</w:t>
-        </w:r>
-      </w:hyperlink>
+      <w:r>
+        <w:rPr>
+          <w:lang w:val="sw_KE" w:bidi="sw_KE"/>
+        </w:rPr>
+        <w:t>Kumbukumbu la Torati 9:3</w:t>
+      </w:r>
       <w:r>
         <w:rPr>
           <w:lang w:val="sw_KE" w:bidi="sw_KE"/>
         </w:rPr>
         <w:t xml:space="preserve">; </w:t>
       </w:r>
-      <w:hyperlink r:id="rId16">
-        <w:r>
-          <w:rPr>
-            <w:lang w:val="sw_KE" w:bidi="sw_KE"/>
-          </w:rPr>
-          <w:rPr>
-            <w:color w:val="0000EE"/>
-            <w:u w:val="single"/>
-          </w:rPr>
-          <w:t>13:5</w:t>
-        </w:r>
-      </w:hyperlink>
+      <w:r>
+        <w:rPr>
+          <w:lang w:val="sw_KE" w:bidi="sw_KE"/>
+        </w:rPr>
+        <w:t>13:5</w:t>
+      </w:r>
       <w:r>
         <w:rPr>
           <w:lang w:val="sw_KE" w:bidi="sw_KE"/>
         </w:rPr>
         <w:t xml:space="preserve">; </w:t>
       </w:r>
-      <w:hyperlink r:id="rId17">
-        <w:r>
-          <w:rPr>
-            <w:lang w:val="sw_KE" w:bidi="sw_KE"/>
-          </w:rPr>
-          <w:rPr>
-            <w:color w:val="0000EE"/>
-            <w:u w:val="single"/>
-          </w:rPr>
-          <w:t>Isaiah 33:14</w:t>
-        </w:r>
-      </w:hyperlink>
+      <w:r>
+        <w:rPr>
+          <w:lang w:val="sw_KE" w:bidi="sw_KE"/>
+        </w:rPr>
+        <w:t>Isaiah 33:14</w:t>
+      </w:r>
       <w:r>
         <w:rPr>
           <w:lang w:val="sw_KE" w:bidi="sw_KE"/>
         </w:rPr>
         <w:t xml:space="preserve">; </w:t>
       </w:r>
-      <w:hyperlink r:id="rId18">
-        <w:r>
-          <w:rPr>
-            <w:lang w:val="sw_KE" w:bidi="sw_KE"/>
-          </w:rPr>
-          <w:rPr>
-            <w:color w:val="0000EE"/>
-            <w:u w:val="single"/>
-          </w:rPr>
-          <w:t>Waebrania 12:28–29</w:t>
-        </w:r>
-      </w:hyperlink>
+      <w:r>
+        <w:rPr>
+          <w:lang w:val="sw_KE" w:bidi="sw_KE"/>
+        </w:rPr>
+        <w:t>Waebrania 12:28–29</w:t>
+      </w:r>
       <w:r>
         <w:rPr>
           <w:lang w:val="sw_KE" w:bidi="sw_KE"/>
         </w:rPr>
         <w:t>). Utakaso huu ulikusudiwa kuponya jamii ya waumini katika Bwana na kuzuia wengine wasiotee dhidi yake (</w:t>
       </w:r>
-      <w:hyperlink r:id="rId19">
-        <w:r>
-          <w:rPr>
-            <w:lang w:val="sw_KE" w:bidi="sw_KE"/>
-          </w:rPr>
-          <w:rPr>
-            <w:color w:val="0000EE"/>
-            <w:u w:val="single"/>
-          </w:rPr>
-          <w:t>Kumbukumbu la Torati 17:13</w:t>
-        </w:r>
-      </w:hyperlink>
+      <w:r>
+        <w:rPr>
+          <w:lang w:val="sw_KE" w:bidi="sw_KE"/>
+        </w:rPr>
+        <w:t>Kumbukumbu la Torati 17:13</w:t>
+      </w:r>
       <w:r>
         <w:rPr>
           <w:lang w:val="sw_KE" w:bidi="sw_KE"/>
@@ -387,54 +345,36 @@
         </w:rPr>
         <w:t xml:space="preserve">Kwenye Agano la Kale, Mungu mara nyingi aliwahukumu watu wake mara moja (tazama, kwa mfano, </w:t>
       </w:r>
-      <w:hyperlink r:id="rId20">
-        <w:r>
-          <w:rPr>
-            <w:lang w:val="sw_KE" w:bidi="sw_KE"/>
-          </w:rPr>
-          <w:rPr>
-            <w:color w:val="0000EE"/>
-            <w:u w:val="single"/>
-          </w:rPr>
-          <w:t>Hesabu 11:1–3</w:t>
-        </w:r>
-      </w:hyperlink>
+      <w:r>
+        <w:rPr>
+          <w:lang w:val="sw_KE" w:bidi="sw_KE"/>
+        </w:rPr>
+        <w:t>Hesabu 11:1–3</w:t>
+      </w:r>
       <w:r>
         <w:rPr>
           <w:lang w:val="sw_KE" w:bidi="sw_KE"/>
         </w:rPr>
         <w:t xml:space="preserve">; </w:t>
       </w:r>
-      <w:hyperlink r:id="rId21">
-        <w:r>
-          <w:rPr>
-            <w:lang w:val="sw_KE" w:bidi="sw_KE"/>
-          </w:rPr>
-          <w:rPr>
-            <w:color w:val="0000EE"/>
-            <w:u w:val="single"/>
-          </w:rPr>
-          <w:t>16:1–50</w:t>
-        </w:r>
-      </w:hyperlink>
+      <w:r>
+        <w:rPr>
+          <w:lang w:val="sw_KE" w:bidi="sw_KE"/>
+        </w:rPr>
+        <w:t>16:1–50</w:t>
+      </w:r>
       <w:r>
         <w:rPr>
           <w:lang w:val="sw_KE" w:bidi="sw_KE"/>
         </w:rPr>
         <w:t xml:space="preserve">; </w:t>
       </w:r>
-      <w:hyperlink r:id="rId22">
-        <w:r>
-          <w:rPr>
-            <w:lang w:val="sw_KE" w:bidi="sw_KE"/>
-          </w:rPr>
-          <w:rPr>
-            <w:color w:val="0000EE"/>
-            <w:u w:val="single"/>
-          </w:rPr>
-          <w:t>Yoshua 7</w:t>
-        </w:r>
-      </w:hyperlink>
+      <w:r>
+        <w:rPr>
+          <w:lang w:val="sw_KE" w:bidi="sw_KE"/>
+        </w:rPr>
+        <w:t>Yoshua 7</w:t>
+      </w:r>
       <w:r>
         <w:rPr>
           <w:lang w:val="sw_KE" w:bidi="sw_KE"/>
@@ -455,126 +395,84 @@
         </w:rPr>
         <w:t>Adhabu ya mwisho ya Mungu imepangwa kwa siku ya baadaye ya haki, wakati atakapofunua na kuhukumu dhambi za watu wote (</w:t>
       </w:r>
-      <w:hyperlink r:id="rId23">
-        <w:r>
-          <w:rPr>
-            <w:lang w:val="sw_KE" w:bidi="sw_KE"/>
-          </w:rPr>
-          <w:rPr>
-            <w:color w:val="0000EE"/>
-            <w:u w:val="single"/>
-          </w:rPr>
-          <w:t>Warumi 14:10</w:t>
-        </w:r>
-      </w:hyperlink>
+      <w:r>
+        <w:rPr>
+          <w:lang w:val="sw_KE" w:bidi="sw_KE"/>
+        </w:rPr>
+        <w:t>Warumi 14:10</w:t>
+      </w:r>
       <w:r>
         <w:rPr>
           <w:lang w:val="sw_KE" w:bidi="sw_KE"/>
         </w:rPr>
         <w:t xml:space="preserve">; </w:t>
       </w:r>
-      <w:hyperlink r:id="rId24">
-        <w:r>
-          <w:rPr>
-            <w:lang w:val="sw_KE" w:bidi="sw_KE"/>
-          </w:rPr>
-          <w:rPr>
-            <w:color w:val="0000EE"/>
-            <w:u w:val="single"/>
-          </w:rPr>
-          <w:t>2 Wakorintho 5:10</w:t>
-        </w:r>
-      </w:hyperlink>
+      <w:r>
+        <w:rPr>
+          <w:lang w:val="sw_KE" w:bidi="sw_KE"/>
+        </w:rPr>
+        <w:t>2 Wakorintho 5:10</w:t>
+      </w:r>
       <w:r>
         <w:rPr>
           <w:lang w:val="sw_KE" w:bidi="sw_KE"/>
         </w:rPr>
         <w:t xml:space="preserve">; </w:t>
       </w:r>
-      <w:hyperlink r:id="rId25">
-        <w:r>
-          <w:rPr>
-            <w:lang w:val="sw_KE" w:bidi="sw_KE"/>
-          </w:rPr>
-          <w:rPr>
-            <w:color w:val="0000EE"/>
-            <w:u w:val="single"/>
-          </w:rPr>
-          <w:t>Waebrania 9:27</w:t>
-        </w:r>
-      </w:hyperlink>
+      <w:r>
+        <w:rPr>
+          <w:lang w:val="sw_KE" w:bidi="sw_KE"/>
+        </w:rPr>
+        <w:t>Waebrania 9:27</w:t>
+      </w:r>
       <w:r>
         <w:rPr>
           <w:lang w:val="sw_KE" w:bidi="sw_KE"/>
         </w:rPr>
         <w:t xml:space="preserve">; </w:t>
       </w:r>
-      <w:hyperlink r:id="rId26">
-        <w:r>
-          <w:rPr>
-            <w:lang w:val="sw_KE" w:bidi="sw_KE"/>
-          </w:rPr>
-          <w:rPr>
-            <w:color w:val="0000EE"/>
-            <w:u w:val="single"/>
-          </w:rPr>
-          <w:t>1 Petro 4:5</w:t>
-        </w:r>
-      </w:hyperlink>
+      <w:r>
+        <w:rPr>
+          <w:lang w:val="sw_KE" w:bidi="sw_KE"/>
+        </w:rPr>
+        <w:t>1 Petro 4:5</w:t>
+      </w:r>
       <w:r>
         <w:rPr>
           <w:lang w:val="sw_KE" w:bidi="sw_KE"/>
         </w:rPr>
         <w:t xml:space="preserve">). Hata hivyo, baadhi ya majanga yanaweza kuonekana kama hukumu ya Mungu juu ya watu wake wasiotii (kwa mfano, </w:t>
       </w:r>
-      <w:hyperlink r:id="rId27">
-        <w:r>
-          <w:rPr>
-            <w:lang w:val="sw_KE" w:bidi="sw_KE"/>
-          </w:rPr>
-          <w:rPr>
-            <w:color w:val="0000EE"/>
-            <w:u w:val="single"/>
-          </w:rPr>
-          <w:t>Matendo 5:1–11</w:t>
-        </w:r>
-      </w:hyperlink>
+      <w:r>
+        <w:rPr>
+          <w:lang w:val="sw_KE" w:bidi="sw_KE"/>
+        </w:rPr>
+        <w:t>Matendo 5:1–11</w:t>
+      </w:r>
       <w:r>
         <w:rPr>
           <w:lang w:val="sw_KE" w:bidi="sw_KE"/>
         </w:rPr>
         <w:t xml:space="preserve">; tazama </w:t>
       </w:r>
-      <w:hyperlink r:id="rId28">
-        <w:r>
-          <w:rPr>
-            <w:lang w:val="sw_KE" w:bidi="sw_KE"/>
-          </w:rPr>
-          <w:rPr>
-            <w:color w:val="0000EE"/>
-            <w:u w:val="single"/>
-          </w:rPr>
-          <w:t>1 Wakorintho 11:27–30</w:t>
-        </w:r>
-      </w:hyperlink>
+      <w:r>
+        <w:rPr>
+          <w:lang w:val="sw_KE" w:bidi="sw_KE"/>
+        </w:rPr>
+        <w:t>1 Wakorintho 11:27–30</w:t>
+      </w:r>
       <w:r>
         <w:rPr>
           <w:lang w:val="sw_KE" w:bidi="sw_KE"/>
         </w:rPr>
         <w:t>). Bado ni "jambo la kutisha kuanguka mikononi mwa Mungu aliye hai" (</w:t>
       </w:r>
-      <w:hyperlink r:id="rId29">
-        <w:r>
-          <w:rPr>
-            <w:lang w:val="sw_KE" w:bidi="sw_KE"/>
-          </w:rPr>
-          <w:rPr>
-            <w:color w:val="0000EE"/>
-            <w:u w:val="single"/>
-          </w:rPr>
-          <w:t>Waebrania 10:31</w:t>
-        </w:r>
-      </w:hyperlink>
+      <w:r>
+        <w:rPr>
+          <w:lang w:val="sw_KE" w:bidi="sw_KE"/>
+        </w:rPr>
+        <w:t>Waebrania 10:31</w:t>
+      </w:r>
       <w:r>
         <w:rPr>
           <w:lang w:val="sw_KE" w:bidi="sw_KE"/>
@@ -604,360 +502,240 @@
           <w:lang w:val="sw_KE" w:bidi="sw_KE"/>
         </w:rPr>
       </w:r>
-      <w:hyperlink r:id="rId30">
-        <w:r>
-          <w:rPr>
-            <w:lang w:val="sw_KE" w:bidi="sw_KE"/>
-          </w:rPr>
-          <w:rPr>
-            <w:color w:val="0000EE"/>
-            <w:u w:val="single"/>
-          </w:rPr>
-          <w:t>Walawi 19:1–2</w:t>
-        </w:r>
-      </w:hyperlink>
+      <w:r>
+        <w:rPr>
+          <w:lang w:val="sw_KE" w:bidi="sw_KE"/>
+        </w:rPr>
+        <w:t>Walawi 19:1–2</w:t>
+      </w:r>
       <w:r>
         <w:rPr>
           <w:lang w:val="sw_KE" w:bidi="sw_KE"/>
         </w:rPr>
         <w:t xml:space="preserve">; </w:t>
       </w:r>
-      <w:hyperlink r:id="rId31">
-        <w:r>
-          <w:rPr>
-            <w:lang w:val="sw_KE" w:bidi="sw_KE"/>
-          </w:rPr>
-          <w:rPr>
-            <w:color w:val="0000EE"/>
-            <w:u w:val="single"/>
-          </w:rPr>
-          <w:t>Kumbukumbu la Torati 9:3–6</w:t>
-        </w:r>
-      </w:hyperlink>
+      <w:r>
+        <w:rPr>
+          <w:lang w:val="sw_KE" w:bidi="sw_KE"/>
+        </w:rPr>
+        <w:t>Kumbukumbu la Torati 9:3–6</w:t>
+      </w:r>
       <w:r>
         <w:rPr>
           <w:lang w:val="sw_KE" w:bidi="sw_KE"/>
         </w:rPr>
         <w:t xml:space="preserve">; </w:t>
       </w:r>
-      <w:hyperlink r:id="rId16">
-        <w:r>
-          <w:rPr>
-            <w:lang w:val="sw_KE" w:bidi="sw_KE"/>
-          </w:rPr>
-          <w:rPr>
-            <w:color w:val="0000EE"/>
-            <w:u w:val="single"/>
-          </w:rPr>
-          <w:t>13:5</w:t>
-        </w:r>
-      </w:hyperlink>
+      <w:r>
+        <w:rPr>
+          <w:lang w:val="sw_KE" w:bidi="sw_KE"/>
+        </w:rPr>
+        <w:t>13:5</w:t>
+      </w:r>
       <w:r>
         <w:rPr>
           <w:lang w:val="sw_KE" w:bidi="sw_KE"/>
         </w:rPr>
         <w:t xml:space="preserve">; </w:t>
       </w:r>
-      <w:hyperlink r:id="rId32">
-        <w:r>
-          <w:rPr>
-            <w:lang w:val="sw_KE" w:bidi="sw_KE"/>
-          </w:rPr>
-          <w:rPr>
-            <w:color w:val="0000EE"/>
-            <w:u w:val="single"/>
-          </w:rPr>
-          <w:t>17:2–13</w:t>
-        </w:r>
-      </w:hyperlink>
+      <w:r>
+        <w:rPr>
+          <w:lang w:val="sw_KE" w:bidi="sw_KE"/>
+        </w:rPr>
+        <w:t>17:2–13</w:t>
+      </w:r>
       <w:r>
         <w:rPr>
           <w:lang w:val="sw_KE" w:bidi="sw_KE"/>
         </w:rPr>
         <w:t xml:space="preserve">; </w:t>
       </w:r>
-      <w:hyperlink r:id="rId22">
-        <w:r>
-          <w:rPr>
-            <w:lang w:val="sw_KE" w:bidi="sw_KE"/>
-          </w:rPr>
-          <w:rPr>
-            <w:color w:val="0000EE"/>
-            <w:u w:val="single"/>
-          </w:rPr>
-          <w:t>Yoshua 7:1–26</w:t>
-        </w:r>
-      </w:hyperlink>
+      <w:r>
+        <w:rPr>
+          <w:lang w:val="sw_KE" w:bidi="sw_KE"/>
+        </w:rPr>
+        <w:t>Yoshua 7:1–26</w:t>
+      </w:r>
       <w:r>
         <w:rPr>
           <w:lang w:val="sw_KE" w:bidi="sw_KE"/>
         </w:rPr>
         <w:t xml:space="preserve">; </w:t>
       </w:r>
-      <w:hyperlink r:id="rId33">
-        <w:r>
-          <w:rPr>
-            <w:lang w:val="sw_KE" w:bidi="sw_KE"/>
-          </w:rPr>
-          <w:rPr>
-            <w:color w:val="0000EE"/>
-            <w:u w:val="single"/>
-          </w:rPr>
-          <w:t>2 Mambo ya Nyakati 34:3–8</w:t>
-        </w:r>
-      </w:hyperlink>
+      <w:r>
+        <w:rPr>
+          <w:lang w:val="sw_KE" w:bidi="sw_KE"/>
+        </w:rPr>
+        <w:t>2 Mambo ya Nyakati 34:3–8</w:t>
+      </w:r>
       <w:r>
         <w:rPr>
           <w:lang w:val="sw_KE" w:bidi="sw_KE"/>
         </w:rPr>
         <w:t xml:space="preserve">; </w:t>
       </w:r>
-      <w:hyperlink r:id="rId34">
-        <w:r>
-          <w:rPr>
-            <w:lang w:val="sw_KE" w:bidi="sw_KE"/>
-          </w:rPr>
-          <w:rPr>
-            <w:color w:val="0000EE"/>
-            <w:u w:val="single"/>
-          </w:rPr>
-          <w:t>Isaya 1:24–26</w:t>
-        </w:r>
-      </w:hyperlink>
+      <w:r>
+        <w:rPr>
+          <w:lang w:val="sw_KE" w:bidi="sw_KE"/>
+        </w:rPr>
+        <w:t>Isaya 1:24–26</w:t>
+      </w:r>
       <w:r>
         <w:rPr>
           <w:lang w:val="sw_KE" w:bidi="sw_KE"/>
         </w:rPr>
         <w:t xml:space="preserve">; </w:t>
       </w:r>
-      <w:hyperlink r:id="rId35">
-        <w:r>
-          <w:rPr>
-            <w:lang w:val="sw_KE" w:bidi="sw_KE"/>
-          </w:rPr>
-          <w:rPr>
-            <w:color w:val="0000EE"/>
-            <w:u w:val="single"/>
-          </w:rPr>
-          <w:t>4:2–6</w:t>
-        </w:r>
-      </w:hyperlink>
+      <w:r>
+        <w:rPr>
+          <w:lang w:val="sw_KE" w:bidi="sw_KE"/>
+        </w:rPr>
+        <w:t>4:2–6</w:t>
+      </w:r>
       <w:r>
         <w:rPr>
           <w:lang w:val="sw_KE" w:bidi="sw_KE"/>
         </w:rPr>
         <w:t xml:space="preserve">; </w:t>
       </w:r>
-      <w:hyperlink r:id="rId17">
-        <w:r>
-          <w:rPr>
-            <w:lang w:val="sw_KE" w:bidi="sw_KE"/>
-          </w:rPr>
-          <w:rPr>
-            <w:color w:val="0000EE"/>
-            <w:u w:val="single"/>
-          </w:rPr>
-          <w:t>33:14</w:t>
-        </w:r>
-      </w:hyperlink>
+      <w:r>
+        <w:rPr>
+          <w:lang w:val="sw_KE" w:bidi="sw_KE"/>
+        </w:rPr>
+        <w:t>33:14</w:t>
+      </w:r>
       <w:r>
         <w:rPr>
           <w:lang w:val="sw_KE" w:bidi="sw_KE"/>
         </w:rPr>
         <w:t xml:space="preserve">; </w:t>
       </w:r>
-      <w:hyperlink r:id="rId36">
-        <w:r>
-          <w:rPr>
-            <w:lang w:val="sw_KE" w:bidi="sw_KE"/>
-          </w:rPr>
-          <w:rPr>
-            <w:color w:val="0000EE"/>
-            <w:u w:val="single"/>
-          </w:rPr>
-          <w:t>Ezekieli 20:32–38</w:t>
-        </w:r>
-      </w:hyperlink>
+      <w:r>
+        <w:rPr>
+          <w:lang w:val="sw_KE" w:bidi="sw_KE"/>
+        </w:rPr>
+        <w:t>Ezekieli 20:32–38</w:t>
+      </w:r>
       <w:r>
         <w:rPr>
           <w:lang w:val="sw_KE" w:bidi="sw_KE"/>
         </w:rPr>
         <w:t xml:space="preserve">; </w:t>
       </w:r>
-      <w:hyperlink r:id="rId37">
-        <w:r>
-          <w:rPr>
-            <w:lang w:val="sw_KE" w:bidi="sw_KE"/>
-          </w:rPr>
-          <w:rPr>
-            <w:color w:val="0000EE"/>
-            <w:u w:val="single"/>
-          </w:rPr>
-          <w:t>Mathayo 18:8–9</w:t>
-        </w:r>
-      </w:hyperlink>
+      <w:r>
+        <w:rPr>
+          <w:lang w:val="sw_KE" w:bidi="sw_KE"/>
+        </w:rPr>
+        <w:t>Mathayo 18:8–9</w:t>
+      </w:r>
       <w:r>
         <w:rPr>
           <w:lang w:val="sw_KE" w:bidi="sw_KE"/>
         </w:rPr>
         <w:t xml:space="preserve">; </w:t>
       </w:r>
-      <w:hyperlink r:id="rId27">
-        <w:r>
-          <w:rPr>
-            <w:lang w:val="sw_KE" w:bidi="sw_KE"/>
-          </w:rPr>
-          <w:rPr>
-            <w:color w:val="0000EE"/>
-            <w:u w:val="single"/>
-          </w:rPr>
-          <w:t>Matendo 5:1–11</w:t>
-        </w:r>
-      </w:hyperlink>
+      <w:r>
+        <w:rPr>
+          <w:lang w:val="sw_KE" w:bidi="sw_KE"/>
+        </w:rPr>
+        <w:t>Matendo 5:1–11</w:t>
+      </w:r>
       <w:r>
         <w:rPr>
           <w:lang w:val="sw_KE" w:bidi="sw_KE"/>
         </w:rPr>
         <w:t xml:space="preserve">; </w:t>
       </w:r>
-      <w:hyperlink r:id="rId23">
-        <w:r>
-          <w:rPr>
-            <w:lang w:val="sw_KE" w:bidi="sw_KE"/>
-          </w:rPr>
-          <w:rPr>
-            <w:color w:val="0000EE"/>
-            <w:u w:val="single"/>
-          </w:rPr>
-          <w:t>Warumi 14:10</w:t>
-        </w:r>
-      </w:hyperlink>
+      <w:r>
+        <w:rPr>
+          <w:lang w:val="sw_KE" w:bidi="sw_KE"/>
+        </w:rPr>
+        <w:t>Warumi 14:10</w:t>
+      </w:r>
       <w:r>
         <w:rPr>
           <w:lang w:val="sw_KE" w:bidi="sw_KE"/>
         </w:rPr>
         <w:t xml:space="preserve">; </w:t>
       </w:r>
-      <w:hyperlink r:id="rId28">
-        <w:r>
-          <w:rPr>
-            <w:lang w:val="sw_KE" w:bidi="sw_KE"/>
-          </w:rPr>
-          <w:rPr>
-            <w:color w:val="0000EE"/>
-            <w:u w:val="single"/>
-          </w:rPr>
-          <w:t>1 Wakorintho 11:27–30</w:t>
-        </w:r>
-      </w:hyperlink>
+      <w:r>
+        <w:rPr>
+          <w:lang w:val="sw_KE" w:bidi="sw_KE"/>
+        </w:rPr>
+        <w:t>1 Wakorintho 11:27–30</w:t>
+      </w:r>
       <w:r>
         <w:rPr>
           <w:lang w:val="sw_KE" w:bidi="sw_KE"/>
         </w:rPr>
         <w:t xml:space="preserve">; </w:t>
       </w:r>
-      <w:hyperlink r:id="rId24">
-        <w:r>
-          <w:rPr>
-            <w:lang w:val="sw_KE" w:bidi="sw_KE"/>
-          </w:rPr>
-          <w:rPr>
-            <w:color w:val="0000EE"/>
-            <w:u w:val="single"/>
-          </w:rPr>
-          <w:t>2 Wakorintho 5:10</w:t>
-        </w:r>
-      </w:hyperlink>
+      <w:r>
+        <w:rPr>
+          <w:lang w:val="sw_KE" w:bidi="sw_KE"/>
+        </w:rPr>
+        <w:t>2 Wakorintho 5:10</w:t>
+      </w:r>
       <w:r>
         <w:rPr>
           <w:lang w:val="sw_KE" w:bidi="sw_KE"/>
         </w:rPr>
         <w:t xml:space="preserve">; </w:t>
       </w:r>
-      <w:hyperlink r:id="rId38">
-        <w:r>
-          <w:rPr>
-            <w:lang w:val="sw_KE" w:bidi="sw_KE"/>
-          </w:rPr>
-          <w:rPr>
-            <w:color w:val="0000EE"/>
-            <w:u w:val="single"/>
-          </w:rPr>
-          <w:t>Waebrania 9:27–28</w:t>
-        </w:r>
-      </w:hyperlink>
+      <w:r>
+        <w:rPr>
+          <w:lang w:val="sw_KE" w:bidi="sw_KE"/>
+        </w:rPr>
+        <w:t>Waebrania 9:27–28</w:t>
+      </w:r>
       <w:r>
         <w:rPr>
           <w:lang w:val="sw_KE" w:bidi="sw_KE"/>
         </w:rPr>
         <w:t xml:space="preserve">; </w:t>
       </w:r>
-      <w:hyperlink r:id="rId29">
-        <w:r>
-          <w:rPr>
-            <w:lang w:val="sw_KE" w:bidi="sw_KE"/>
-          </w:rPr>
-          <w:rPr>
-            <w:color w:val="0000EE"/>
-            <w:u w:val="single"/>
-          </w:rPr>
-          <w:t>10:31</w:t>
-        </w:r>
-      </w:hyperlink>
+      <w:r>
+        <w:rPr>
+          <w:lang w:val="sw_KE" w:bidi="sw_KE"/>
+        </w:rPr>
+        <w:t>10:31</w:t>
+      </w:r>
       <w:r>
         <w:rPr>
           <w:lang w:val="sw_KE" w:bidi="sw_KE"/>
         </w:rPr>
         <w:t xml:space="preserve">; </w:t>
       </w:r>
-      <w:hyperlink r:id="rId18">
-        <w:r>
-          <w:rPr>
-            <w:lang w:val="sw_KE" w:bidi="sw_KE"/>
-          </w:rPr>
-          <w:rPr>
-            <w:color w:val="0000EE"/>
-            <w:u w:val="single"/>
-          </w:rPr>
-          <w:t>12:28–29</w:t>
-        </w:r>
-      </w:hyperlink>
+      <w:r>
+        <w:rPr>
+          <w:lang w:val="sw_KE" w:bidi="sw_KE"/>
+        </w:rPr>
+        <w:t>12:28–29</w:t>
+      </w:r>
       <w:r>
         <w:rPr>
           <w:lang w:val="sw_KE" w:bidi="sw_KE"/>
         </w:rPr>
         <w:t xml:space="preserve">; </w:t>
       </w:r>
-      <w:hyperlink r:id="rId39">
-        <w:r>
-          <w:rPr>
-            <w:lang w:val="sw_KE" w:bidi="sw_KE"/>
-          </w:rPr>
-          <w:rPr>
-            <w:color w:val="0000EE"/>
-            <w:u w:val="single"/>
-          </w:rPr>
-          <w:t>Yakobo 5:19–20</w:t>
-        </w:r>
-      </w:hyperlink>
+      <w:r>
+        <w:rPr>
+          <w:lang w:val="sw_KE" w:bidi="sw_KE"/>
+        </w:rPr>
+        <w:t>Yakobo 5:19–20</w:t>
+      </w:r>
       <w:r>
         <w:rPr>
           <w:lang w:val="sw_KE" w:bidi="sw_KE"/>
         </w:rPr>
         <w:t xml:space="preserve">; </w:t>
       </w:r>
-      <w:hyperlink r:id="rId26">
-        <w:r>
-          <w:rPr>
-            <w:lang w:val="sw_KE" w:bidi="sw_KE"/>
-          </w:rPr>
-          <w:rPr>
-            <w:color w:val="0000EE"/>
-            <w:u w:val="single"/>
-          </w:rPr>
-          <w:t>1 Petro 4:5</w:t>
-        </w:r>
-      </w:hyperlink>
+      <w:r>
+        <w:rPr>
+          <w:lang w:val="sw_KE" w:bidi="sw_KE"/>
+        </w:rPr>
+        <w:t>1 Petro 4:5</w:t>
+      </w:r>
       <w:r>
         <w:rPr>
           <w:lang w:val="sw_KE" w:bidi="sw_KE"/>
